--- a/public/Sanjay_Kumar_Full_Stack_Developer_new.docx
+++ b/public/Sanjay_Kumar_Full_Stack_Developer_new.docx
@@ -30,7 +30,15 @@
         <w:t xml:space="preserve"> </w:t>
       </w:r>
       <w:r>
-        <w:t xml:space="preserve">+91 8285029324  | </w:t>
+        <w:t xml:space="preserve">+91 </w:t>
+      </w:r>
+      <w:proofErr w:type="gramStart"/>
+      <w:r>
+        <w:t>8285029324  |</w:t>
+      </w:r>
+      <w:proofErr w:type="gramEnd"/>
+      <w:r>
+        <w:t xml:space="preserve"> </w:t>
       </w:r>
       <w:r>
         <w:rPr>
@@ -41,21 +49,15 @@
       <w:r>
         <w:t xml:space="preserve"> </w:t>
       </w:r>
+      <w:proofErr w:type="gramStart"/>
       <w:r>
-        <w:t xml:space="preserve">sanjaykumar15.dev@gmail.com  |  </w:t>
+        <w:t>sanjaykumar15.dev@gmail.com  |</w:t>
+      </w:r>
+      <w:proofErr w:type="gramEnd"/>
+      <w:r>
+        <w:t xml:space="preserve">   </w:t>
       </w:r>
       <w:hyperlink r:id="rId6" w:history="1">
-        <w:r>
-          <w:rPr>
-            <w:rStyle w:val="Hyperlink"/>
-          </w:rPr>
-          <w:t xml:space="preserve">LinkedIn </w:t>
-        </w:r>
-      </w:hyperlink>
-      <w:r>
-        <w:t xml:space="preserve"> |  </w:t>
-      </w:r>
-      <w:hyperlink r:id="rId7" w:history="1">
         <w:r>
           <w:rPr>
             <w:rStyle w:val="Hyperlink"/>
@@ -66,7 +68,7 @@
       <w:r>
         <w:t xml:space="preserve"> | </w:t>
       </w:r>
-      <w:hyperlink r:id="rId8" w:history="1">
+      <w:hyperlink r:id="rId7" w:history="1">
         <w:r>
           <w:rPr>
             <w:rStyle w:val="Hyperlink"/>
@@ -811,7 +813,7 @@
         </w:rPr>
         <w:t xml:space="preserve"> | </w:t>
       </w:r>
-      <w:hyperlink r:id="rId9" w:tgtFrame="_blank" w:history="1">
+      <w:hyperlink r:id="rId8" w:tgtFrame="_blank" w:history="1">
         <w:r>
           <w:rPr>
             <w:rStyle w:val="Hyperlink"/>
@@ -826,7 +828,7 @@
         </w:rPr>
         <w:t xml:space="preserve"> | [</w:t>
       </w:r>
-      <w:hyperlink r:id="rId10" w:history="1">
+      <w:hyperlink r:id="rId9" w:history="1">
         <w:r>
           <w:rPr>
             <w:rStyle w:val="Hyperlink"/>
@@ -1017,7 +1019,7 @@
         </w:rPr>
         <w:t xml:space="preserve"> | </w:t>
       </w:r>
-      <w:hyperlink r:id="rId11" w:tgtFrame="_blank" w:history="1">
+      <w:hyperlink r:id="rId10" w:tgtFrame="_blank" w:history="1">
         <w:r>
           <w:rPr>
             <w:rStyle w:val="Hyperlink"/>
@@ -1032,7 +1034,7 @@
         </w:rPr>
         <w:t xml:space="preserve"> | [</w:t>
       </w:r>
-      <w:hyperlink r:id="rId12" w:history="1">
+      <w:hyperlink r:id="rId11" w:history="1">
         <w:r>
           <w:rPr>
             <w:rStyle w:val="Hyperlink"/>
@@ -1204,7 +1206,6 @@
         </w:rPr>
         <w:br/>
       </w:r>
-      <w:proofErr w:type="gramStart"/>
       <w:r>
         <w:rPr>
           <w:rFonts w:cstheme="majorHAnsi"/>
@@ -1221,7 +1222,6 @@
         </w:rPr>
         <w:t>:</w:t>
       </w:r>
-      <w:proofErr w:type="gramEnd"/>
       <w:r>
         <w:rPr>
           <w:rFonts w:cstheme="majorHAnsi"/>
@@ -1260,7 +1260,6 @@
         </w:rPr>
         <w:br/>
       </w:r>
-      <w:proofErr w:type="gramStart"/>
       <w:r>
         <w:rPr>
           <w:rFonts w:cstheme="majorHAnsi"/>
@@ -1283,7 +1282,6 @@
         </w:rPr>
         <w:t>:</w:t>
       </w:r>
-      <w:proofErr w:type="gramEnd"/>
       <w:r>
         <w:rPr>
           <w:rFonts w:cstheme="majorHAnsi"/>
@@ -7665,6 +7663,7 @@
   <w:style w:type="character" w:default="1" w:styleId="DefaultParagraphFont">
     <w:name w:val="Default Paragraph Font"/>
     <w:uiPriority w:val="1"/>
+    <w:semiHidden/>
     <w:unhideWhenUsed/>
   </w:style>
   <w:style w:type="table" w:default="1" w:styleId="TableNormal">
